--- a/data/exports/application-of-derivatives_revision_notes.docx
+++ b/data/exports/application-of-derivatives_revision_notes.docx
@@ -189,7 +189,7 @@
                 <w:color w:val="2D3748"/>
                 <w:sz w:val="19"/>
               </w:rPr>
-              <w:t>Application Of Derivatives - Core Application</w:t>
+              <w:t>Tangents, Normals &amp; Rate of Change</w:t>
             </w:r>
           </w:p>
         </w:tc>
@@ -209,7 +209,7 @@
               <w:rPr>
                 <w:sz w:val="19"/>
               </w:rPr>
-              <w:t>227 PYQs</w:t>
+              <w:t>121 PYQs</w:t>
             </w:r>
           </w:p>
         </w:tc>
@@ -230,7 +230,94 @@
                 <w:color w:val="718096"/>
                 <w:sz w:val="19"/>
               </w:rPr>
-              <w:t>General Concept</w:t>
+              <w:t>Tangents &amp; Rates</w:t>
+            </w:r>
+          </w:p>
+        </w:tc>
+      </w:tr>
+      <w:tr>
+        <w:tc>
+          <w:tcPr>
+            <w:tcW w:type="dxa" w:w="2160"/>
+            <w:shd w:fill="FFFFFF"/>
+            <w:tcMar>
+              <w:top w:w="80" w:type="dxa"/>
+              <w:bottom w:w="80" w:type="dxa"/>
+              <w:left w:w="150" w:type="dxa"/>
+              <w:right w:w="150" w:type="dxa"/>
+            </w:tcMar>
+          </w:tcPr>
+          <w:p>
+            <w:r>
+              <w:rPr>
+                <w:b/>
+                <w:color w:val="C53030"/>
+                <w:sz w:val="19"/>
+              </w:rPr>
+              <w:t>Very High</w:t>
+            </w:r>
+          </w:p>
+        </w:tc>
+        <w:tc>
+          <w:tcPr>
+            <w:tcW w:type="dxa" w:w="4320"/>
+            <w:shd w:fill="FFFFFF"/>
+            <w:tcMar>
+              <w:top w:w="80" w:type="dxa"/>
+              <w:bottom w:w="80" w:type="dxa"/>
+              <w:left w:w="150" w:type="dxa"/>
+              <w:right w:w="150" w:type="dxa"/>
+            </w:tcMar>
+          </w:tcPr>
+          <w:p>
+            <w:r>
+              <w:rPr>
+                <w:b/>
+                <w:color w:val="2D3748"/>
+                <w:sz w:val="19"/>
+              </w:rPr>
+              <w:t>Monotonicity, Maxima &amp; Minima</w:t>
+            </w:r>
+          </w:p>
+        </w:tc>
+        <w:tc>
+          <w:tcPr>
+            <w:tcW w:type="dxa" w:w="1728"/>
+            <w:shd w:fill="FFFFFF"/>
+            <w:tcMar>
+              <w:top w:w="80" w:type="dxa"/>
+              <w:bottom w:w="80" w:type="dxa"/>
+              <w:left w:w="150" w:type="dxa"/>
+              <w:right w:w="150" w:type="dxa"/>
+            </w:tcMar>
+          </w:tcPr>
+          <w:p>
+            <w:r>
+              <w:rPr>
+                <w:sz w:val="19"/>
+              </w:rPr>
+              <w:t>106 PYQs</w:t>
+            </w:r>
+          </w:p>
+        </w:tc>
+        <w:tc>
+          <w:tcPr>
+            <w:tcW w:type="dxa" w:w="1872"/>
+            <w:shd w:fill="FFFFFF"/>
+            <w:tcMar>
+              <w:top w:w="80" w:type="dxa"/>
+              <w:bottom w:w="80" w:type="dxa"/>
+              <w:left w:w="150" w:type="dxa"/>
+              <w:right w:w="150" w:type="dxa"/>
+            </w:tcMar>
+          </w:tcPr>
+          <w:p>
+            <w:r>
+              <w:rPr>
+                <w:color w:val="718096"/>
+                <w:sz w:val="19"/>
+              </w:rPr>
+              <w:t>Optimization</w:t>
             </w:r>
           </w:p>
         </w:tc>
@@ -311,6 +398,98 @@
           </w:p>
         </w:tc>
       </w:tr>
+      <w:tr>
+        <w:tc>
+          <w:tcPr>
+            <w:tcW w:type="dxa" w:w="3600"/>
+            <w:shd w:fill="F7FAFC"/>
+            <w:tcMar>
+              <w:top w:w="100" w:type="dxa"/>
+              <w:bottom w:w="100" w:type="dxa"/>
+              <w:left w:w="150" w:type="dxa"/>
+              <w:right w:w="150" w:type="dxa"/>
+            </w:tcMar>
+          </w:tcPr>
+          <w:p>
+            <w:r>
+              <w:rPr>
+                <w:b/>
+                <w:color w:val="1A365D"/>
+                <w:sz w:val="19"/>
+              </w:rPr>
+              <w:t>Tangents, Normals &amp; Rate of Change</w:t>
+            </w:r>
+          </w:p>
+        </w:tc>
+        <w:tc>
+          <w:tcPr>
+            <w:tcW w:type="dxa" w:w="6480"/>
+            <w:shd w:fill="F7FAFC"/>
+            <w:tcMar>
+              <w:top w:w="100" w:type="dxa"/>
+              <w:bottom w:w="100" w:type="dxa"/>
+              <w:left w:w="150" w:type="dxa"/>
+              <w:right w:w="150" w:type="dxa"/>
+            </w:tcMar>
+          </w:tcPr>
+          <w:p>
+            <w:r>
+              <w:rPr>
+                <w:rFonts w:ascii="Cambria Math" w:hAnsi="Cambria Math"/>
+                <w:color w:val="2D3748"/>
+                <w:sz w:val="19"/>
+              </w:rPr>
+              <w:t>m = \left(\frac{dy}{dx}\right)_{(x_1, y_1)}, \quad \text{Tangent: } y - y_1 = m(x - x_1), \quad \text{Normal: } y - y_1 = -\frac{1}{m}(x - x_1)</w:t>
+            </w:r>
+          </w:p>
+        </w:tc>
+      </w:tr>
+      <w:tr>
+        <w:tc>
+          <w:tcPr>
+            <w:tcW w:type="dxa" w:w="3600"/>
+            <w:shd w:fill="FFFFFF"/>
+            <w:tcMar>
+              <w:top w:w="100" w:type="dxa"/>
+              <w:bottom w:w="100" w:type="dxa"/>
+              <w:left w:w="150" w:type="dxa"/>
+              <w:right w:w="150" w:type="dxa"/>
+            </w:tcMar>
+          </w:tcPr>
+          <w:p>
+            <w:r>
+              <w:rPr>
+                <w:b/>
+                <w:color w:val="1A365D"/>
+                <w:sz w:val="19"/>
+              </w:rPr>
+              <w:t>Monotonicity, Maxima &amp; Minima</w:t>
+            </w:r>
+          </w:p>
+        </w:tc>
+        <w:tc>
+          <w:tcPr>
+            <w:tcW w:type="dxa" w:w="6480"/>
+            <w:shd w:fill="FFFFFF"/>
+            <w:tcMar>
+              <w:top w:w="100" w:type="dxa"/>
+              <w:bottom w:w="100" w:type="dxa"/>
+              <w:left w:w="150" w:type="dxa"/>
+              <w:right w:w="150" w:type="dxa"/>
+            </w:tcMar>
+          </w:tcPr>
+          <w:p>
+            <w:r>
+              <w:rPr>
+                <w:rFonts w:ascii="Cambria Math" w:hAnsi="Cambria Math"/>
+                <w:color w:val="2D3748"/>
+                <w:sz w:val="19"/>
+              </w:rPr>
+              <w:t>f'(x) &gt; 0 \implies \text{Strictly Increasing}, \quad f'(c) = 0 \text{ &amp; } f''(c) &lt; 0 \implies \text{Local Max}, \quad f''(c) &gt; 0 \implies \text{Local Min}</w:t>
+            </w:r>
+          </w:p>
+        </w:tc>
+      </w:tr>
     </w:tbl>
     <w:p>
       <w:pPr>
@@ -338,7 +517,7 @@
           <w:color w:val="2B6CB0"/>
           <w:sz w:val="24"/>
         </w:rPr>
-        <w:t>3.1 Application Of Derivatives - Core Application (Very High Yield — 227 PYQs)</w:t>
+        <w:t>3.1 Tangents, Normals &amp; Rate of Change (Very High Yield — 121 PYQs)</w:t>
       </w:r>
     </w:p>
     <w:p>
@@ -353,7 +532,7 @@
         <w:rPr>
           <w:sz w:val="20"/>
         </w:rPr>
-        <w:t>Key problem pattern in Application Of Derivatives.</w:t>
+        <w:t>Equations of tangent and normal lines, angle of intersection between two curves, and time derivatives as physical rates.</w:t>
       </w:r>
     </w:p>
     <w:tbl>
@@ -391,7 +570,7 @@
                 <w:color w:val="2D3748"/>
                 <w:sz w:val="19"/>
               </w:rPr>
-              <w:t>Watch for algebraic and sign errors.</w:t>
+              <w:t>Two curves cut orthogonally if and only if the product of their tangent slopes at the intersection point is -1 (m_1 m_2 = -1).</w:t>
             </w:r>
           </w:p>
         </w:tc>
@@ -432,7 +611,215 @@
                 <w:color w:val="2D3748"/>
                 <w:sz w:val="19"/>
               </w:rPr>
-              <w:t>Verify dimensions and boundary conditions.</w:t>
+              <w:t>Length of sub-tangent = \left|(y / dy/dx)\right|; length of sub-normal = |y · (dy / dx)|.</w:t>
+            </w:r>
+          </w:p>
+        </w:tc>
+      </w:tr>
+    </w:tbl>
+    <w:p>
+      <w:pPr>
+        <w:spacing w:before="120" w:after="40"/>
+      </w:pPr>
+      <w:r>
+        <w:rPr>
+          <w:b/>
+          <w:color w:val="1A365D"/>
+          <w:sz w:val="19"/>
+        </w:rPr>
+        <w:t>Source PYQs testing this concept:</w:t>
+      </w:r>
+    </w:p>
+    <w:p>
+      <w:pPr>
+        <w:pStyle w:val="ListBullet"/>
+        <w:spacing w:after="40"/>
+      </w:pPr>
+      <w:r>
+        <w:rPr>
+          <w:b/>
+          <w:sz w:val="18"/>
+        </w:rPr>
+        <w:t xml:space="preserve">[2026 Evening Shift] Q#2 (MCQ): </w:t>
+      </w:r>
+      <w:r>
+        <w:rPr>
+          <w:sz w:val="18"/>
+        </w:rPr>
+        <w:t xml:space="preserve">"Let f(x) be a polynomial of degree 5, and have extrema at x=1 and x=-1 . If \undersetx → 0lim(\fracf(x)x^3)=-5 ,..."  </w:t>
+      </w:r>
+      <w:r>
+        <w:rPr>
+          <w:b/>
+          <w:color w:val="2B6CB0"/>
+          <w:sz w:val="18"/>
+        </w:rPr>
+        <w:t>[Ans: N/A]</w:t>
+      </w:r>
+    </w:p>
+    <w:p>
+      <w:pPr>
+        <w:pStyle w:val="ListBullet"/>
+        <w:spacing w:after="40"/>
+      </w:pPr>
+      <w:r>
+        <w:rPr>
+          <w:b/>
+          <w:sz w:val="18"/>
+        </w:rPr>
+        <w:t xml:space="preserve">[2026 Morning Shift] Q#2 (MCQ): </w:t>
+      </w:r>
+      <w:r>
+        <w:rPr>
+          <w:sz w:val="18"/>
+        </w:rPr>
+        <w:t xml:space="preserve">"Let α and β respectively be the maximum and the minimum values of the function $f(\theta)=4(sin^{4}(\frac{7\pi}{2}-\theta)+sin^..."  </w:t>
+      </w:r>
+      <w:r>
+        <w:rPr>
+          <w:b/>
+          <w:color w:val="2B6CB0"/>
+          <w:sz w:val="18"/>
+        </w:rPr>
+        <w:t>[Ans: N/A]</w:t>
+      </w:r>
+    </w:p>
+    <w:p>
+      <w:pPr>
+        <w:pStyle w:val="ListBullet"/>
+        <w:spacing w:after="40"/>
+      </w:pPr>
+      <w:r>
+        <w:rPr>
+          <w:b/>
+          <w:sz w:val="18"/>
+        </w:rPr>
+        <w:t xml:space="preserve">[2026 Morning Shift] Q#2 (Numerical): </w:t>
+      </w:r>
+      <w:r>
+        <w:rPr>
+          <w:sz w:val="18"/>
+        </w:rPr>
+        <w:t xml:space="preserve">"Let f:R → R be a twice differentiable function such that the quadratic equation f(x)m^2-2f^'(x)m+f^''(x)=0 in m , has tw..."  </w:t>
+      </w:r>
+      <w:r>
+        <w:rPr>
+          <w:b/>
+          <w:color w:val="2B6CB0"/>
+          <w:sz w:val="18"/>
+        </w:rPr>
+        <w:t>[Ans: 1]</w:t>
+      </w:r>
+    </w:p>
+    <w:p>
+      <w:pPr>
+        <w:spacing w:after="120"/>
+      </w:pPr>
+    </w:p>
+    <w:p>
+      <w:pPr>
+        <w:pStyle w:val="Heading2"/>
+      </w:pPr>
+      <w:r>
+        <w:rPr>
+          <w:color w:val="2B6CB0"/>
+          <w:sz w:val="24"/>
+        </w:rPr>
+        <w:t>3.2 Monotonicity, Maxima &amp; Minima (Very High Yield — 106 PYQs)</w:t>
+      </w:r>
+    </w:p>
+    <w:p>
+      <w:r>
+        <w:rPr>
+          <w:b/>
+          <w:sz w:val="20"/>
+        </w:rPr>
+        <w:t xml:space="preserve">Core Principle: </w:t>
+      </w:r>
+      <w:r>
+        <w:rPr>
+          <w:sz w:val="20"/>
+        </w:rPr>
+        <w:t>First and second derivative tests for optimization, global extreme values on closed intervals, and Rolle's/Lagrange's Mean Value Theorems.</w:t>
+      </w:r>
+    </w:p>
+    <w:tbl>
+      <w:tblPr>
+        <w:tblW w:type="auto" w:w="0"/>
+        <w:jc w:val="center"/>
+        <w:tblLook w:firstColumn="1" w:firstRow="1" w:lastColumn="0" w:lastRow="0" w:noHBand="0" w:noVBand="1" w:val="04A0"/>
+      </w:tblPr>
+      <w:tblGrid>
+        <w:gridCol w:w="10080"/>
+      </w:tblGrid>
+      <w:tr>
+        <w:tc>
+          <w:tcPr>
+            <w:tcW w:type="dxa" w:w="10080"/>
+            <w:shd w:fill="FFF5F5"/>
+            <w:tcMar>
+              <w:top w:w="100" w:type="dxa"/>
+              <w:bottom w:w="100" w:type="dxa"/>
+              <w:left w:w="150" w:type="dxa"/>
+              <w:right w:w="150" w:type="dxa"/>
+            </w:tcMar>
+          </w:tcPr>
+          <w:p>
+            <w:r>
+              <w:rPr>
+                <w:b/>
+                <w:color w:val="C53030"/>
+                <w:sz w:val="19"/>
+              </w:rPr>
+              <w:t xml:space="preserve">⚠️ Common Trap / JEE Pitfall: </w:t>
+            </w:r>
+            <w:r>
+              <w:rPr>
+                <w:color w:val="2D3748"/>
+                <w:sz w:val="19"/>
+              </w:rPr>
+              <w:t>A critical point occurs where f'(x) = 0 OR where f'(x) DOES NOT EXIST (e.g. at x=0 for |x|).</w:t>
+            </w:r>
+          </w:p>
+        </w:tc>
+      </w:tr>
+    </w:tbl>
+    <w:tbl>
+      <w:tblPr>
+        <w:tblW w:type="auto" w:w="0"/>
+        <w:jc w:val="center"/>
+        <w:tblLook w:firstColumn="1" w:firstRow="1" w:lastColumn="0" w:lastRow="0" w:noHBand="0" w:noVBand="1" w:val="04A0"/>
+      </w:tblPr>
+      <w:tblGrid>
+        <w:gridCol w:w="10080"/>
+      </w:tblGrid>
+      <w:tr>
+        <w:tc>
+          <w:tcPr>
+            <w:tcW w:type="dxa" w:w="10080"/>
+            <w:shd w:fill="F0FFF4"/>
+            <w:tcMar>
+              <w:top w:w="100" w:type="dxa"/>
+              <w:bottom w:w="100" w:type="dxa"/>
+              <w:left w:w="150" w:type="dxa"/>
+              <w:right w:w="150" w:type="dxa"/>
+            </w:tcMar>
+          </w:tcPr>
+          <w:p>
+            <w:r>
+              <w:rPr>
+                <w:b/>
+                <w:color w:val="276749"/>
+                <w:sz w:val="19"/>
+              </w:rPr>
+              <w:t xml:space="preserve">💡 Speed Hack / Trick: </w:t>
+            </w:r>
+            <w:r>
+              <w:rPr>
+                <w:color w:val="2D3748"/>
+                <w:sz w:val="19"/>
+              </w:rPr>
+              <w:t>LMVT statement: If f is continuous on [a, b] and differentiable on (a, b), then \exists c ∈ (a, b) such that f'(c) = (f(b) - f(a) / b - a).</w:t>
             </w:r>
           </w:p>
         </w:tc>
@@ -662,6 +1049,79 @@
               <w:t>Solution Analysis:</w:t>
               <w:br/>
               <w:t>Given f((x+y / 3))=(f(x)+f(y) / 3)for allx,y ∈ ℝ, and f^'(0)=3. We have to find the minimum value of g(x)=3+e^xf(x). Step 1: Find the form of f(x) We are given a functional equation. We will use it carefully. Let (x+y / 3)=t. Then x+y=3t. The relation becomes f(t)=(f(x)+f(y) / 3)wheneverx+y=3t. We now choose suitable values. Put x=y=0 Then f(0)=(f(0)+f(0) / 3)=(2f(0) / 3). So, 3f(0)=2f(0)⟹f(0)=0. Put y=0 Then f((x / 3))=(f(x)+f(0) / 3)=(f(x) / 3). Thus, f(x)=3f((x / 3)). Now differentiate both sides with respect to x : f^'(x)=3 · f^'((x / 3)) · (1 / 3)=f^'((x / 3)). So, f^'(x)=f^'((x / 3)). Repeating this, f^'(x)=f^'((x / 3))=f^'(\fracx3^2)=· s=f^'(\fracx3^n). As n → ∞ , \fracx3^n → 0. Since f is differentiable, f^' is defined at 0 , so we get f^'(x)=f^'(0)=3. Hence, f^'(x)=3for allx. Therefore, f(x)=3x+c. But f(0)=0 , so c=0. Thus, f(x)=3x. Step 2: Write g(x) Now g(x)=3+e^xf(x)=3+e^x(3x)=3+3xe^x. So, g(x)=3(1+xe^x). Step 3: Minimise xe^x Let ℎ(x)=xe^x. Then ℎ^'(x)=e^x+xe^x=e^x(1+x). Since e^x&gt;0 for all x , we have ℎ^'(x)=0⟺1+x=0⟺x=-1. Now, for x&lt;-1 , ℎ^'(x)&lt;0 , so ℎ is decreasing, for x&gt;-1 , ℎ^'(x)&gt;0 , so ℎ is increasing. Hence ℎ(x) has a minimum at x=-1 . Its minimum value is ℎ(-1)=(-1)e^-1=-(1 / e). Therefore, g_(min)=3(1-(1 / e))=3((e-1 / e)). Final Answer 3((e-1 / e)) So the correct option is B .</w:t>
+            </w:r>
+          </w:p>
+        </w:tc>
+      </w:tr>
+    </w:tbl>
+    <w:p>
+      <w:pPr>
+        <w:spacing w:after="120"/>
+      </w:pPr>
+    </w:p>
+    <w:p>
+      <w:pPr>
+        <w:spacing w:before="160" w:after="40"/>
+      </w:pPr>
+      <w:r>
+        <w:rPr>
+          <w:b/>
+          <w:color w:val="1A365D"/>
+          <w:sz w:val="22"/>
+        </w:rPr>
+        <w:t>Benchmark Problem 2: JEE Main 2026 (Online) 21st January Morning Shift (Q#2)</w:t>
+      </w:r>
+    </w:p>
+    <w:p>
+      <w:pPr>
+        <w:spacing w:after="80"/>
+      </w:pPr>
+      <w:r>
+        <w:rPr>
+          <w:sz w:val="20"/>
+        </w:rPr>
+        <w:t>Let f:R → R be a twice differentiable function such that the quadratic equation f(x)m^2-2f^'(x)m+f^''(x)=0 in m , has two equal roots for every x ∈ R . If f(0)=1,f^'(0)=2 , and ( α,β ) is the largest interval in which the function f(log_(e)x-x) is increasing, then α+β is equal to ____ .</w:t>
+      </w:r>
+    </w:p>
+    <w:tbl>
+      <w:tblPr>
+        <w:tblW w:type="auto" w:w="0"/>
+        <w:jc w:val="center"/>
+        <w:tblLook w:firstColumn="1" w:firstRow="1" w:lastColumn="0" w:lastRow="0" w:noHBand="0" w:noVBand="1" w:val="04A0"/>
+      </w:tblPr>
+      <w:tblGrid>
+        <w:gridCol w:w="10080"/>
+      </w:tblGrid>
+      <w:tr>
+        <w:tc>
+          <w:tcPr>
+            <w:tcW w:type="dxa" w:w="10080"/>
+            <w:shd w:fill="F7FAFC"/>
+            <w:tcMar>
+              <w:top w:w="100" w:type="dxa"/>
+              <w:bottom w:w="100" w:type="dxa"/>
+              <w:left w:w="150" w:type="dxa"/>
+              <w:right w:w="150" w:type="dxa"/>
+            </w:tcMar>
+          </w:tcPr>
+          <w:p>
+            <w:r>
+              <w:rPr>
+                <w:b/>
+                <w:color w:val="1A365D"/>
+                <w:sz w:val="19"/>
+              </w:rPr>
+              <w:t>Correct Answer: 1</w:t>
+              <w:br/>
+            </w:r>
+            <w:r>
+              <w:rPr>
+                <w:color w:val="2D3748"/>
+                <w:sz w:val="18"/>
+              </w:rPr>
+              <w:t>Solution Analysis:</w:t>
+              <w:br/>
+              <w:t>For equal roots, discriminant is 0 . 4(f^'(x))^2-4(f(x))(f^''(x))=0 Let y=f(x) (y^')^2=yy^'' ⇒ \fracy^'y=\fracy^''y^' ⇒ ln|y|=ln|y^'|+lnK ln(1)=ln|2|+ln(K) ⇒ lnK=-ln2 ⇒ ln|y|=ln|y^'|-ln2 ⇒ ln|\fracyy^'|=-ln2=ln((1 / 2)) ⇒ 2y=y^' ⇒ 2=|\fracy^'y| ⇒ 2x=ln|y|+lnλ 0=ln|1|+lnλ ⇒ lnλ=0 ⇒ ln|y|=2x y=e^2x f^(lnx-x)=e^2(lnx-x)=e^2(lnx^2-2x) =\fracx^2e^2x The function\fracx^2e^2xis increasing in(0,1) ⇒ α+β=1</w:t>
             </w:r>
           </w:p>
         </w:tc>

--- a/data/exports/application-of-derivatives_revision_notes.docx
+++ b/data/exports/application-of-derivatives_revision_notes.docx
@@ -189,7 +189,7 @@
                 <w:color w:val="2D3748"/>
                 <w:sz w:val="19"/>
               </w:rPr>
-              <w:t>Tangents, Normals &amp; Rate of Change</w:t>
+              <w:t>Monotonicity, Maxima &amp; Minima</w:t>
             </w:r>
           </w:p>
         </w:tc>
@@ -209,7 +209,7 @@
               <w:rPr>
                 <w:sz w:val="19"/>
               </w:rPr>
-              <w:t>121 PYQs</w:t>
+              <w:t>115 PYQs</w:t>
             </w:r>
           </w:p>
         </w:tc>
@@ -230,7 +230,7 @@
                 <w:color w:val="718096"/>
                 <w:sz w:val="19"/>
               </w:rPr>
-              <w:t>Tangents &amp; Rates</w:t>
+              <w:t>Optimization</w:t>
             </w:r>
           </w:p>
         </w:tc>
@@ -276,7 +276,7 @@
                 <w:color w:val="2D3748"/>
                 <w:sz w:val="19"/>
               </w:rPr>
-              <w:t>Monotonicity, Maxima &amp; Minima</w:t>
+              <w:t>Tangents, Normals &amp; Rate of Change</w:t>
             </w:r>
           </w:p>
         </w:tc>
@@ -296,7 +296,7 @@
               <w:rPr>
                 <w:sz w:val="19"/>
               </w:rPr>
-              <w:t>106 PYQs</w:t>
+              <w:t>112 PYQs</w:t>
             </w:r>
           </w:p>
         </w:tc>
@@ -317,7 +317,7 @@
                 <w:color w:val="718096"/>
                 <w:sz w:val="19"/>
               </w:rPr>
-              <w:t>Optimization</w:t>
+              <w:t>Tangents &amp; Rates</w:t>
             </w:r>
           </w:p>
         </w:tc>
@@ -417,7 +417,7 @@
                 <w:color w:val="1A365D"/>
                 <w:sz w:val="19"/>
               </w:rPr>
-              <w:t>Tangents, Normals &amp; Rate of Change</w:t>
+              <w:t>Monotonicity, Maxima &amp; Minima</w:t>
             </w:r>
           </w:p>
         </w:tc>
@@ -439,7 +439,7 @@
                 <w:color w:val="2D3748"/>
                 <w:sz w:val="19"/>
               </w:rPr>
-              <w:t>m = \left(\frac{dy}{dx}\right)_{(x_1, y_1)}, \quad \text{Tangent: } y - y_1 = m(x - x_1), \quad \text{Normal: } y - y_1 = -\frac{1}{m}(x - x_1)</w:t>
+              <w:t>f'(x) &gt; 0 \implies \text{Strictly Increasing}, \quad f'(c) = 0 \text{ &amp; } f''(c) &lt; 0 \implies \text{Local Max}, \quad f''(c) &gt; 0 \implies \text{Local Min}</w:t>
             </w:r>
           </w:p>
         </w:tc>
@@ -463,7 +463,7 @@
                 <w:color w:val="1A365D"/>
                 <w:sz w:val="19"/>
               </w:rPr>
-              <w:t>Monotonicity, Maxima &amp; Minima</w:t>
+              <w:t>Tangents, Normals &amp; Rate of Change</w:t>
             </w:r>
           </w:p>
         </w:tc>
@@ -485,7 +485,7 @@
                 <w:color w:val="2D3748"/>
                 <w:sz w:val="19"/>
               </w:rPr>
-              <w:t>f'(x) &gt; 0 \implies \text{Strictly Increasing}, \quad f'(c) = 0 \text{ &amp; } f''(c) &lt; 0 \implies \text{Local Max}, \quad f''(c) &gt; 0 \implies \text{Local Min}</w:t>
+              <w:t>m = \left(\frac{dy}{dx}\right)_{(x_1, y_1)}, \quad \text{Tangent: } y - y_1 = m(x - x_1), \quad \text{Normal: } y - y_1 = -\frac{1}{m}(x - x_1)</w:t>
             </w:r>
           </w:p>
         </w:tc>
@@ -517,215 +517,7 @@
           <w:color w:val="2B6CB0"/>
           <w:sz w:val="24"/>
         </w:rPr>
-        <w:t>3.1 Tangents, Normals &amp; Rate of Change (Very High Yield — 121 PYQs)</w:t>
-      </w:r>
-    </w:p>
-    <w:p>
-      <w:r>
-        <w:rPr>
-          <w:b/>
-          <w:sz w:val="20"/>
-        </w:rPr>
-        <w:t xml:space="preserve">Core Principle: </w:t>
-      </w:r>
-      <w:r>
-        <w:rPr>
-          <w:sz w:val="20"/>
-        </w:rPr>
-        <w:t>Equations of tangent and normal lines, angle of intersection between two curves, and time derivatives as physical rates.</w:t>
-      </w:r>
-    </w:p>
-    <w:tbl>
-      <w:tblPr>
-        <w:tblW w:type="auto" w:w="0"/>
-        <w:jc w:val="center"/>
-        <w:tblLook w:firstColumn="1" w:firstRow="1" w:lastColumn="0" w:lastRow="0" w:noHBand="0" w:noVBand="1" w:val="04A0"/>
-      </w:tblPr>
-      <w:tblGrid>
-        <w:gridCol w:w="10080"/>
-      </w:tblGrid>
-      <w:tr>
-        <w:tc>
-          <w:tcPr>
-            <w:tcW w:type="dxa" w:w="10080"/>
-            <w:shd w:fill="FFF5F5"/>
-            <w:tcMar>
-              <w:top w:w="100" w:type="dxa"/>
-              <w:bottom w:w="100" w:type="dxa"/>
-              <w:left w:w="150" w:type="dxa"/>
-              <w:right w:w="150" w:type="dxa"/>
-            </w:tcMar>
-          </w:tcPr>
-          <w:p>
-            <w:r>
-              <w:rPr>
-                <w:b/>
-                <w:color w:val="C53030"/>
-                <w:sz w:val="19"/>
-              </w:rPr>
-              <w:t xml:space="preserve">⚠️ Common Trap / JEE Pitfall: </w:t>
-            </w:r>
-            <w:r>
-              <w:rPr>
-                <w:color w:val="2D3748"/>
-                <w:sz w:val="19"/>
-              </w:rPr>
-              <w:t>Two curves cut orthogonally if and only if the product of their tangent slopes at the intersection point is -1 (m_1 m_2 = -1).</w:t>
-            </w:r>
-          </w:p>
-        </w:tc>
-      </w:tr>
-    </w:tbl>
-    <w:tbl>
-      <w:tblPr>
-        <w:tblW w:type="auto" w:w="0"/>
-        <w:jc w:val="center"/>
-        <w:tblLook w:firstColumn="1" w:firstRow="1" w:lastColumn="0" w:lastRow="0" w:noHBand="0" w:noVBand="1" w:val="04A0"/>
-      </w:tblPr>
-      <w:tblGrid>
-        <w:gridCol w:w="10080"/>
-      </w:tblGrid>
-      <w:tr>
-        <w:tc>
-          <w:tcPr>
-            <w:tcW w:type="dxa" w:w="10080"/>
-            <w:shd w:fill="F0FFF4"/>
-            <w:tcMar>
-              <w:top w:w="100" w:type="dxa"/>
-              <w:bottom w:w="100" w:type="dxa"/>
-              <w:left w:w="150" w:type="dxa"/>
-              <w:right w:w="150" w:type="dxa"/>
-            </w:tcMar>
-          </w:tcPr>
-          <w:p>
-            <w:r>
-              <w:rPr>
-                <w:b/>
-                <w:color w:val="276749"/>
-                <w:sz w:val="19"/>
-              </w:rPr>
-              <w:t xml:space="preserve">💡 Speed Hack / Trick: </w:t>
-            </w:r>
-            <w:r>
-              <w:rPr>
-                <w:color w:val="2D3748"/>
-                <w:sz w:val="19"/>
-              </w:rPr>
-              <w:t>Length of sub-tangent = \left|(y / dy/dx)\right|; length of sub-normal = |y · (dy / dx)|.</w:t>
-            </w:r>
-          </w:p>
-        </w:tc>
-      </w:tr>
-    </w:tbl>
-    <w:p>
-      <w:pPr>
-        <w:spacing w:before="120" w:after="40"/>
-      </w:pPr>
-      <w:r>
-        <w:rPr>
-          <w:b/>
-          <w:color w:val="1A365D"/>
-          <w:sz w:val="19"/>
-        </w:rPr>
-        <w:t>Source PYQs testing this concept:</w:t>
-      </w:r>
-    </w:p>
-    <w:p>
-      <w:pPr>
-        <w:pStyle w:val="ListBullet"/>
-        <w:spacing w:after="40"/>
-      </w:pPr>
-      <w:r>
-        <w:rPr>
-          <w:b/>
-          <w:sz w:val="18"/>
-        </w:rPr>
-        <w:t xml:space="preserve">[2026 Evening Shift] Q#2 (MCQ): </w:t>
-      </w:r>
-      <w:r>
-        <w:rPr>
-          <w:sz w:val="18"/>
-        </w:rPr>
-        <w:t xml:space="preserve">"Let f(x) be a polynomial of degree 5, and have extrema at x=1 and x=-1 . If \undersetx → 0lim(\fracf(x)x^3)=-5 ,..."  </w:t>
-      </w:r>
-      <w:r>
-        <w:rPr>
-          <w:b/>
-          <w:color w:val="2B6CB0"/>
-          <w:sz w:val="18"/>
-        </w:rPr>
-        <w:t>[Ans: N/A]</w:t>
-      </w:r>
-    </w:p>
-    <w:p>
-      <w:pPr>
-        <w:pStyle w:val="ListBullet"/>
-        <w:spacing w:after="40"/>
-      </w:pPr>
-      <w:r>
-        <w:rPr>
-          <w:b/>
-          <w:sz w:val="18"/>
-        </w:rPr>
-        <w:t xml:space="preserve">[2026 Morning Shift] Q#2 (MCQ): </w:t>
-      </w:r>
-      <w:r>
-        <w:rPr>
-          <w:sz w:val="18"/>
-        </w:rPr>
-        <w:t xml:space="preserve">"Let α and β respectively be the maximum and the minimum values of the function $f(\theta)=4(sin^{4}(\frac{7\pi}{2}-\theta)+sin^..."  </w:t>
-      </w:r>
-      <w:r>
-        <w:rPr>
-          <w:b/>
-          <w:color w:val="2B6CB0"/>
-          <w:sz w:val="18"/>
-        </w:rPr>
-        <w:t>[Ans: N/A]</w:t>
-      </w:r>
-    </w:p>
-    <w:p>
-      <w:pPr>
-        <w:pStyle w:val="ListBullet"/>
-        <w:spacing w:after="40"/>
-      </w:pPr>
-      <w:r>
-        <w:rPr>
-          <w:b/>
-          <w:sz w:val="18"/>
-        </w:rPr>
-        <w:t xml:space="preserve">[2026 Morning Shift] Q#2 (Numerical): </w:t>
-      </w:r>
-      <w:r>
-        <w:rPr>
-          <w:sz w:val="18"/>
-        </w:rPr>
-        <w:t xml:space="preserve">"Let f:R → R be a twice differentiable function such that the quadratic equation f(x)m^2-2f^'(x)m+f^''(x)=0 in m , has tw..."  </w:t>
-      </w:r>
-      <w:r>
-        <w:rPr>
-          <w:b/>
-          <w:color w:val="2B6CB0"/>
-          <w:sz w:val="18"/>
-        </w:rPr>
-        <w:t>[Ans: 1]</w:t>
-      </w:r>
-    </w:p>
-    <w:p>
-      <w:pPr>
-        <w:spacing w:after="120"/>
-      </w:pPr>
-    </w:p>
-    <w:p>
-      <w:pPr>
-        <w:pStyle w:val="Heading2"/>
-      </w:pPr>
-      <w:r>
-        <w:rPr>
-          <w:color w:val="2B6CB0"/>
-          <w:sz w:val="24"/>
-        </w:rPr>
-        <w:t>3.2 Monotonicity, Maxima &amp; Minima (Very High Yield — 106 PYQs)</w:t>
+        <w:t>3.1 Monotonicity, Maxima &amp; Minima (Very High Yield — 115 PYQs)</w:t>
       </w:r>
     </w:p>
     <w:p>
@@ -917,6 +709,214 @@
           <w:sz w:val="18"/>
         </w:rPr>
         <w:t>[Ans: 4]</w:t>
+      </w:r>
+    </w:p>
+    <w:p>
+      <w:pPr>
+        <w:spacing w:after="120"/>
+      </w:pPr>
+    </w:p>
+    <w:p>
+      <w:pPr>
+        <w:pStyle w:val="Heading2"/>
+      </w:pPr>
+      <w:r>
+        <w:rPr>
+          <w:color w:val="2B6CB0"/>
+          <w:sz w:val="24"/>
+        </w:rPr>
+        <w:t>3.2 Tangents, Normals &amp; Rate of Change (Very High Yield — 112 PYQs)</w:t>
+      </w:r>
+    </w:p>
+    <w:p>
+      <w:r>
+        <w:rPr>
+          <w:b/>
+          <w:sz w:val="20"/>
+        </w:rPr>
+        <w:t xml:space="preserve">Core Principle: </w:t>
+      </w:r>
+      <w:r>
+        <w:rPr>
+          <w:sz w:val="20"/>
+        </w:rPr>
+        <w:t>Equations of tangent and normal lines, angle of intersection between two curves, and time derivatives as physical rates.</w:t>
+      </w:r>
+    </w:p>
+    <w:tbl>
+      <w:tblPr>
+        <w:tblW w:type="auto" w:w="0"/>
+        <w:jc w:val="center"/>
+        <w:tblLook w:firstColumn="1" w:firstRow="1" w:lastColumn="0" w:lastRow="0" w:noHBand="0" w:noVBand="1" w:val="04A0"/>
+      </w:tblPr>
+      <w:tblGrid>
+        <w:gridCol w:w="10080"/>
+      </w:tblGrid>
+      <w:tr>
+        <w:tc>
+          <w:tcPr>
+            <w:tcW w:type="dxa" w:w="10080"/>
+            <w:shd w:fill="FFF5F5"/>
+            <w:tcMar>
+              <w:top w:w="100" w:type="dxa"/>
+              <w:bottom w:w="100" w:type="dxa"/>
+              <w:left w:w="150" w:type="dxa"/>
+              <w:right w:w="150" w:type="dxa"/>
+            </w:tcMar>
+          </w:tcPr>
+          <w:p>
+            <w:r>
+              <w:rPr>
+                <w:b/>
+                <w:color w:val="C53030"/>
+                <w:sz w:val="19"/>
+              </w:rPr>
+              <w:t xml:space="preserve">⚠️ Common Trap / JEE Pitfall: </w:t>
+            </w:r>
+            <w:r>
+              <w:rPr>
+                <w:color w:val="2D3748"/>
+                <w:sz w:val="19"/>
+              </w:rPr>
+              <w:t>Two curves cut orthogonally if and only if the product of their tangent slopes at the intersection point is -1 (m_1 m_2 = -1).</w:t>
+            </w:r>
+          </w:p>
+        </w:tc>
+      </w:tr>
+    </w:tbl>
+    <w:tbl>
+      <w:tblPr>
+        <w:tblW w:type="auto" w:w="0"/>
+        <w:jc w:val="center"/>
+        <w:tblLook w:firstColumn="1" w:firstRow="1" w:lastColumn="0" w:lastRow="0" w:noHBand="0" w:noVBand="1" w:val="04A0"/>
+      </w:tblPr>
+      <w:tblGrid>
+        <w:gridCol w:w="10080"/>
+      </w:tblGrid>
+      <w:tr>
+        <w:tc>
+          <w:tcPr>
+            <w:tcW w:type="dxa" w:w="10080"/>
+            <w:shd w:fill="F0FFF4"/>
+            <w:tcMar>
+              <w:top w:w="100" w:type="dxa"/>
+              <w:bottom w:w="100" w:type="dxa"/>
+              <w:left w:w="150" w:type="dxa"/>
+              <w:right w:w="150" w:type="dxa"/>
+            </w:tcMar>
+          </w:tcPr>
+          <w:p>
+            <w:r>
+              <w:rPr>
+                <w:b/>
+                <w:color w:val="276749"/>
+                <w:sz w:val="19"/>
+              </w:rPr>
+              <w:t xml:space="preserve">💡 Speed Hack / Trick: </w:t>
+            </w:r>
+            <w:r>
+              <w:rPr>
+                <w:color w:val="2D3748"/>
+                <w:sz w:val="19"/>
+              </w:rPr>
+              <w:t>Length of sub-tangent = \left|(y / dy/dx)\right|; length of sub-normal = |y · (dy / dx)|.</w:t>
+            </w:r>
+          </w:p>
+        </w:tc>
+      </w:tr>
+    </w:tbl>
+    <w:p>
+      <w:pPr>
+        <w:spacing w:before="120" w:after="40"/>
+      </w:pPr>
+      <w:r>
+        <w:rPr>
+          <w:b/>
+          <w:color w:val="1A365D"/>
+          <w:sz w:val="19"/>
+        </w:rPr>
+        <w:t>Source PYQs testing this concept:</w:t>
+      </w:r>
+    </w:p>
+    <w:p>
+      <w:pPr>
+        <w:pStyle w:val="ListBullet"/>
+        <w:spacing w:after="40"/>
+      </w:pPr>
+      <w:r>
+        <w:rPr>
+          <w:b/>
+          <w:sz w:val="18"/>
+        </w:rPr>
+        <w:t xml:space="preserve">[2026 Evening Shift] Q#2 (MCQ): </w:t>
+      </w:r>
+      <w:r>
+        <w:rPr>
+          <w:sz w:val="18"/>
+        </w:rPr>
+        <w:t xml:space="preserve">"Let f(x) be a polynomial of degree 5, and have extrema at x=1 and x=-1 . If \undersetx → 0lim(\fracf(x)x^3)=-5 ,..."  </w:t>
+      </w:r>
+      <w:r>
+        <w:rPr>
+          <w:b/>
+          <w:color w:val="2B6CB0"/>
+          <w:sz w:val="18"/>
+        </w:rPr>
+        <w:t>[Ans: N/A]</w:t>
+      </w:r>
+    </w:p>
+    <w:p>
+      <w:pPr>
+        <w:pStyle w:val="ListBullet"/>
+        <w:spacing w:after="40"/>
+      </w:pPr>
+      <w:r>
+        <w:rPr>
+          <w:b/>
+          <w:sz w:val="18"/>
+        </w:rPr>
+        <w:t xml:space="preserve">[2026 Morning Shift] Q#2 (Numerical): </w:t>
+      </w:r>
+      <w:r>
+        <w:rPr>
+          <w:sz w:val="18"/>
+        </w:rPr>
+        <w:t xml:space="preserve">"Let f:R → R be a twice differentiable function such that the quadratic equation f(x)m^2-2f^'(x)m+f^''(x)=0 in m , has tw..."  </w:t>
+      </w:r>
+      <w:r>
+        <w:rPr>
+          <w:b/>
+          <w:color w:val="2B6CB0"/>
+          <w:sz w:val="18"/>
+        </w:rPr>
+        <w:t>[Ans: 1]</w:t>
+      </w:r>
+    </w:p>
+    <w:p>
+      <w:pPr>
+        <w:pStyle w:val="ListBullet"/>
+        <w:spacing w:after="40"/>
+      </w:pPr>
+      <w:r>
+        <w:rPr>
+          <w:b/>
+          <w:sz w:val="18"/>
+        </w:rPr>
+        <w:t xml:space="preserve">[2025 Evening Shift] Q#1 (MCQ): </w:t>
+      </w:r>
+      <w:r>
+        <w:rPr>
+          <w:sz w:val="18"/>
+        </w:rPr>
+        <w:t xml:space="preserve">"The shortest distance between the curves y^2=8x and x^2+y^2+12y+35=0 is:..."  </w:t>
+      </w:r>
+      <w:r>
+        <w:rPr>
+          <w:b/>
+          <w:color w:val="2B6CB0"/>
+          <w:sz w:val="18"/>
+        </w:rPr>
+        <w:t>[Ans: N/A]</w:t>
       </w:r>
     </w:p>
     <w:p>
